--- a/Homework_doxmaker/Overview_Week_03.docx
+++ b/Homework_doxmaker/Overview_Week_03.docx
@@ -108,6 +108,45 @@
         <w:pStyle w:val="Heading2"/>
       </w:pPr>
       <w:r>
+        <w:t>ClusteringEvaluator.py</w:t>
+      </w:r>
+    </w:p>
+    <w:p>
+      <w:r>
+        <w:rPr>
+          <w:b/>
+        </w:rPr>
+        <w:t xml:space="preserve">Link: </w:t>
+      </w:r>
+      <w:hyperlink r:id="rId11">
+        <w:r>
+          <w:rPr>
+            <w:color w:val="0000FF"/>
+            <w:u w:val="single"/>
+          </w:rPr>
+          <w:t>View on GitHub</w:t>
+        </w:r>
+      </w:hyperlink>
+    </w:p>
+    <w:p>
+      <w:r>
+        <w:rPr>
+          <w:b/>
+        </w:rPr>
+        <w:t xml:space="preserve">Description: </w:t>
+      </w:r>
+      <w:r>
+        <w:rPr>
+          <w:i/>
+        </w:rPr>
+        <w:t># class for evaluating clustering models with various preprocessing options # import pandas as pd # import numpy as np # import matplotlib.pyplot as plt # import seaborn as sns # import warnings # from sklearn.preprocessing import StandardScaler, MinMaxScaler</w:t>
+      </w:r>
+    </w:p>
+    <w:p>
+      <w:pPr>
+        <w:pStyle w:val="Heading2"/>
+      </w:pPr>
+      <w:r>
         <w:t>00_Dog_clustering.ipynb</w:t>
       </w:r>
     </w:p>
@@ -118,7 +157,7 @@
         </w:rPr>
         <w:t xml:space="preserve">Link: </w:t>
       </w:r>
-      <w:hyperlink r:id="rId11">
+      <w:hyperlink r:id="rId12">
         <w:r>
           <w:rPr>
             <w:color w:val="0000FF"/>
@@ -162,7 +201,7 @@
         </w:rPr>
         <w:t xml:space="preserve">Link: </w:t>
       </w:r>
-      <w:hyperlink r:id="rId12">
+      <w:hyperlink r:id="rId13">
         <w:r>
           <w:rPr>
             <w:color w:val="0000FF"/>

--- a/Homework_doxmaker/Overview_Week_03.docx
+++ b/Homework_doxmaker/Overview_Week_03.docx
@@ -5,9 +5,171 @@
     <w:p>
       <w:pPr>
         <w:pStyle w:val="Title"/>
+        <w:jc w:val="center"/>
       </w:pPr>
       <w:r>
-        <w:t>Homework Overview: Week_03</w:t>
+        <w:t>Homework: Week_03</w:t>
+      </w:r>
+    </w:p>
+    <w:p>
+      <w:pPr>
+        <w:jc w:val="center"/>
+      </w:pPr>
+      <w:r>
+        <w:rPr>
+          <w:i/>
+        </w:rPr>
+        <w:t>Homework Report</w:t>
+      </w:r>
+    </w:p>
+    <w:p>
+      <w:r>
+        <w:br/>
+        <w:br/>
+        <w:br/>
+        <w:br/>
+        <w:br/>
+      </w:r>
+    </w:p>
+    <w:p>
+      <w:pPr>
+        <w:jc w:val="center"/>
+      </w:pPr>
+      <w:r>
+        <w:rPr>
+          <w:b/>
+          <w:sz w:val="25"/>
+        </w:rPr>
+        <w:t>Student: Robin Somers</w:t>
+        <w:br/>
+      </w:r>
+      <w:r>
+        <w:rPr>
+          <w:b/>
+          <w:sz w:val="25"/>
+        </w:rPr>
+        <w:t>Student Number: 1915369</w:t>
+        <w:br/>
+      </w:r>
+      <w:r>
+        <w:rPr>
+          <w:b/>
+          <w:sz w:val="25"/>
+        </w:rPr>
+        <w:t>Group: IMAGINE</w:t>
+        <w:br/>
+      </w:r>
+      <w:r>
+        <w:rPr>
+          <w:b/>
+          <w:sz w:val="25"/>
+        </w:rPr>
+        <w:t>Course: MNLE</w:t>
+        <w:br/>
+      </w:r>
+      <w:r>
+        <w:rPr>
+          <w:b/>
+          <w:sz w:val="25"/>
+        </w:rPr>
+        <w:t>Date: 2026-01-23</w:t>
+        <w:br/>
+      </w:r>
+    </w:p>
+    <w:p>
+      <w:r>
+        <w:br w:type="page"/>
+      </w:r>
+    </w:p>
+    <w:p>
+      <w:pPr>
+        <w:pStyle w:val="Heading1"/>
+      </w:pPr>
+      <w:r>
+        <w:t>Overview: Week_03</w:t>
+      </w:r>
+    </w:p>
+    <w:p>
+      <w:pPr>
+        <w:pStyle w:val="Heading2"/>
+      </w:pPr>
+      <w:r>
+        <w:t>00_MNLE_DS_3_2_time_series_exercise.ipynb</w:t>
+      </w:r>
+    </w:p>
+    <w:p>
+      <w:r>
+        <w:rPr>
+          <w:b/>
+        </w:rPr>
+        <w:t xml:space="preserve">Link: </w:t>
+      </w:r>
+      <w:hyperlink r:id="rId9">
+        <w:r>
+          <w:rPr>
+            <w:color w:val="0000FF"/>
+            <w:u w:val="single"/>
+          </w:rPr>
+          <w:t>View on GitHub</w:t>
+        </w:r>
+      </w:hyperlink>
+    </w:p>
+    <w:p>
+      <w:r>
+        <w:rPr>
+          <w:b/>
+        </w:rPr>
+        <w:t xml:space="preserve">Description: </w:t>
+      </w:r>
+      <w:r>
+        <w:rPr>
+          <w:i/>
+        </w:rPr>
+        <w:t># Predict stock value using Yahoo yfinance</w:t>
+      </w:r>
+    </w:p>
+    <w:p>
+      <w:pPr>
+        <w:pStyle w:val="Heading2"/>
+      </w:pPr>
+      <w:r>
+        <w:t>00_Dog_clustering.ipynb</w:t>
+      </w:r>
+    </w:p>
+    <w:p>
+      <w:r>
+        <w:rPr>
+          <w:b/>
+        </w:rPr>
+        <w:t xml:space="preserve">Link: </w:t>
+      </w:r>
+      <w:hyperlink r:id="rId10">
+        <w:r>
+          <w:rPr>
+            <w:color w:val="0000FF"/>
+            <w:u w:val="single"/>
+          </w:rPr>
+          <w:t>View on GitHub</w:t>
+        </w:r>
+      </w:hyperlink>
+    </w:p>
+    <w:p>
+      <w:r>
+        <w:rPr>
+          <w:b/>
+        </w:rPr>
+        <w:t xml:space="preserve">Description: </w:t>
+      </w:r>
+      <w:r>
+        <w:rPr>
+          <w:i/>
+        </w:rPr>
+        <w:t># Dog clustering #</w:t>
+        <w:br/>
+        <w:br/>
+        <w:t>Welcome to this assignment. In this asignment you will see if dogs can be clustered in (sub) species.&lt;br&gt;</w:t>
+        <w:br/>
+        <w:t>In the end of the Notebook the assignments are given.</w:t>
       </w:r>
     </w:p>
     <w:p>
@@ -25,7 +187,7 @@
         </w:rPr>
         <w:t xml:space="preserve">Link: </w:t>
       </w:r>
-      <w:hyperlink r:id="rId9">
+      <w:hyperlink r:id="rId11">
         <w:r>
           <w:rPr>
             <w:color w:val="0000FF"/>
@@ -69,7 +231,7 @@
         </w:rPr>
         <w:t xml:space="preserve">Link: </w:t>
       </w:r>
-      <w:hyperlink r:id="rId10">
+      <w:hyperlink r:id="rId12">
         <w:r>
           <w:rPr>
             <w:color w:val="0000FF"/>
@@ -118,7 +280,7 @@
         </w:rPr>
         <w:t xml:space="preserve">Link: </w:t>
       </w:r>
-      <w:hyperlink r:id="rId11">
+      <w:hyperlink r:id="rId13">
         <w:r>
           <w:rPr>
             <w:color w:val="0000FF"/>
@@ -140,89 +302,6 @@
           <w:i/>
         </w:rPr>
         <w:t># class for evaluating clustering models with various preprocessing options # import pandas as pd # import numpy as np # import matplotlib.pyplot as plt # import seaborn as sns # import warnings # from sklearn.preprocessing import StandardScaler, MinMaxScaler</w:t>
-      </w:r>
-    </w:p>
-    <w:p>
-      <w:pPr>
-        <w:pStyle w:val="Heading2"/>
-      </w:pPr>
-      <w:r>
-        <w:t>00_Dog_clustering.ipynb</w:t>
-      </w:r>
-    </w:p>
-    <w:p>
-      <w:r>
-        <w:rPr>
-          <w:b/>
-        </w:rPr>
-        <w:t xml:space="preserve">Link: </w:t>
-      </w:r>
-      <w:hyperlink r:id="rId12">
-        <w:r>
-          <w:rPr>
-            <w:color w:val="0000FF"/>
-            <w:u w:val="single"/>
-          </w:rPr>
-          <w:t>View on GitHub</w:t>
-        </w:r>
-      </w:hyperlink>
-    </w:p>
-    <w:p>
-      <w:r>
-        <w:rPr>
-          <w:b/>
-        </w:rPr>
-        <w:t xml:space="preserve">Description: </w:t>
-      </w:r>
-      <w:r>
-        <w:rPr>
-          <w:i/>
-        </w:rPr>
-        <w:t># Dog clustering #</w:t>
-        <w:br/>
-        <w:br/>
-        <w:t>Welcome to this assignment. In this asignment you will see if dogs can be clustered in (sub) species.&lt;br&gt;</w:t>
-        <w:br/>
-        <w:t>In the end of the Notebook the assignments are given.</w:t>
-      </w:r>
-    </w:p>
-    <w:p>
-      <w:pPr>
-        <w:pStyle w:val="Heading2"/>
-      </w:pPr>
-      <w:r>
-        <w:t>00_MNLE_DS_3_2_time_series_exercise.ipynb</w:t>
-      </w:r>
-    </w:p>
-    <w:p>
-      <w:r>
-        <w:rPr>
-          <w:b/>
-        </w:rPr>
-        <w:t xml:space="preserve">Link: </w:t>
-      </w:r>
-      <w:hyperlink r:id="rId13">
-        <w:r>
-          <w:rPr>
-            <w:color w:val="0000FF"/>
-            <w:u w:val="single"/>
-          </w:rPr>
-          <w:t>View on GitHub</w:t>
-        </w:r>
-      </w:hyperlink>
-    </w:p>
-    <w:p>
-      <w:r>
-        <w:rPr>
-          <w:b/>
-        </w:rPr>
-        <w:t xml:space="preserve">Description: </w:t>
-      </w:r>
-      <w:r>
-        <w:rPr>
-          <w:i/>
-        </w:rPr>
-        <w:t># Predict stock value using Yahoo yfinance</w:t>
       </w:r>
     </w:p>
     <w:sectPr>

--- a/Homework_doxmaker/Overview_Week_03.docx
+++ b/Homework_doxmaker/Overview_Week_03.docx
@@ -301,7 +301,7 @@
         <w:rPr>
           <w:i/>
         </w:rPr>
-        <w:t># class for evaluating clustering models with various preprocessing options # import pandas as pd # import numpy as np # import matplotlib.pyplot as plt # import seaborn as sns # import warnings # from sklearn.preprocessing import StandardScaler, MinMaxScaler</w:t>
+        <w:t># class for evaluating clustering models with various preprocessing options</w:t>
       </w:r>
     </w:p>
     <w:sectPr>
